--- a/Paladin_Compliance_1.9_Governance_Drift_and_Stagnation.docx
+++ b/Paladin_Compliance_1.9_Governance_Drift_and_Stagnation.docx
@@ -1099,7 +1099,7 @@
                 <w:color w:val="2F3A4A"/>
                 <w:sz w:val="16"/>
               </w:rPr>
-              <w:t>Legacy assurance structure</w:t>
+              <w:t>Legacy confidence structure</w:t>
             </w:r>
           </w:p>
         </w:tc>
@@ -1222,7 +1222,7 @@
                 <w:color w:val="2F3A4A"/>
                 <w:sz w:val="16"/>
               </w:rPr>
-              <w:t>Customers or partners rely on assurance that no longer maps cleanly to the current operating model.</w:t>
+              <w:t>Customers or partners rely on confidence that no longer maps cleanly to the current operating model.</w:t>
             </w:r>
           </w:p>
         </w:tc>
@@ -1263,7 +1263,7 @@
                 <w:color w:val="2F3A4A"/>
                 <w:sz w:val="16"/>
               </w:rPr>
-              <w:t>A security assurance packet still describes a legacy identity provider after access administration moved to a consolidated platform.</w:t>
+              <w:t>A security confidence packet still describes a legacy identity provider after access administration moved to a consolidated platform.</w:t>
             </w:r>
           </w:p>
         </w:tc>
@@ -2419,7 +2419,7 @@
                 <w:color w:val="2F3A4A"/>
                 <w:sz w:val="16"/>
               </w:rPr>
-              <w:t>External assurance materials describe the current control environment.</w:t>
+              <w:t>External confidence materials describe the current control environment.</w:t>
             </w:r>
           </w:p>
         </w:tc>
@@ -2460,7 +2460,7 @@
                 <w:color w:val="2F3A4A"/>
                 <w:sz w:val="16"/>
               </w:rPr>
-              <w:t>Control operation changes during a migration, but the assurance library is not refreshed.</w:t>
+              <w:t>Control operation changes during a migration, but the confidence library is not refreshed.</w:t>
             </w:r>
           </w:p>
         </w:tc>
@@ -2542,7 +2542,7 @@
                 <w:color w:val="2F3A4A"/>
                 <w:sz w:val="16"/>
               </w:rPr>
-              <w:t>A strategic partner compares current architecture to the assurance packet and identifies a mismatch.</w:t>
+              <w:t>A strategic partner compares current architecture to the confidence packet and identifies a mismatch.</w:t>
             </w:r>
           </w:p>
         </w:tc>
@@ -3193,7 +3193,7 @@
                 <w:color w:val="2F3A4A"/>
                 <w:sz w:val="16"/>
               </w:rPr>
-              <w:t>Assurance statements become overbroad even though each local artifact appears reasonable.</w:t>
+              <w:t>Confidence statements become overbroad even though each local artifact appears reasonable.</w:t>
             </w:r>
           </w:p>
         </w:tc>
@@ -3700,7 +3700,7 @@
                 <w:color w:val="2F3A4A"/>
                 <w:sz w:val="16"/>
               </w:rPr>
-              <w:t>Assurance lag</w:t>
+              <w:t>Confidence lag</w:t>
             </w:r>
           </w:p>
         </w:tc>
@@ -3864,7 +3864,7 @@
                 <w:color w:val="2F3A4A"/>
                 <w:sz w:val="16"/>
               </w:rPr>
-              <w:t>Tie assurance library refresh to change-management and exception triggers.</w:t>
+              <w:t>Tie confidence library refresh to change-management and exception triggers.</w:t>
             </w:r>
           </w:p>
         </w:tc>
@@ -4341,7 +4341,7 @@
                 <w:color w:val="2F3A4A"/>
                 <w:sz w:val="16"/>
               </w:rPr>
-              <w:t>Compare product release notes against control scope, assurance claims, and evidence maps.</w:t>
+              <w:t>Compare product release notes against control scope, confidence claims, and evidence maps.</w:t>
             </w:r>
           </w:p>
         </w:tc>
@@ -4761,7 +4761,7 @@
                 <w:color w:val="2F3A4A"/>
                 <w:sz w:val="16"/>
               </w:rPr>
-              <w:t>Connect contract exceptions and assurance promises to control-owner registers.</w:t>
+              <w:t>Connect contract exceptions and confidence promises to control-owner registers.</w:t>
             </w:r>
           </w:p>
         </w:tc>
@@ -5576,7 +5576,7 @@
                 <w:color w:val="2F3A4A"/>
                 <w:sz w:val="16"/>
               </w:rPr>
-              <w:t>AI-generated language becomes the starting point for customer assurance responses.</w:t>
+              <w:t>AI-generated language becomes the starting point for customer response.</w:t>
             </w:r>
           </w:p>
         </w:tc>
@@ -6334,7 +6334,7 @@
                 <w:color w:val="2F3A4A"/>
                 <w:sz w:val="16"/>
               </w:rPr>
-              <w:t>Productivity metric to assurance claim</w:t>
+              <w:t>Productivity metric to confidence claim</w:t>
             </w:r>
           </w:p>
         </w:tc>
@@ -7651,7 +7651,7 @@
                 <w:color w:val="2F3A4A"/>
                 <w:sz w:val="16"/>
               </w:rPr>
-              <w:t>Assurance contradiction</w:t>
+              <w:t>Confidence contradiction</w:t>
             </w:r>
           </w:p>
         </w:tc>
@@ -7853,7 +7853,7 @@
           <w:color w:val="2F3A4A"/>
           <w:sz w:val="20"/>
         </w:rPr>
-        <w:t>The governance adaptation standard established by this framework is that material governance assumptions must remain testable against current operations. Ownership records, evidence maps, escalation paths, control populations, review cadences, AI-use boundaries, and public assurance claims require reassessment when the operating facts that support them change.</w:t>
+        <w:t>The governance adaptation standard established by this framework is that material governance assumptions must remain testable against current operations. Ownership records, evidence maps, escalation paths, control populations, review cadences, AI-use boundaries, and public confidence claims require reassessment when the operating facts that support them change.</w:t>
       </w:r>
     </w:p>
     <w:p>
